--- a/eng/docx/41.content.docx
+++ b/eng/docx/41.content.docx
@@ -150,26 +150,6 @@
           <w:lang w:val="en_US" w:bidi="en_US"/>
         </w:rPr>
         <w:t>MRK</w:t>
-      </w:r>
-      <w:r>
-        <w:rPr>
-          <w:lang w:val="en_US" w:bidi="en_US"/>
-        </w:rPr>
-      </w:r>
-    </w:p>
-    <w:p>
-      <w:pPr/>
-      <w:r>
-        <w:rPr>
-          <w:lang w:val="en_US" w:bidi="en_US"/>
-        </w:rPr>
-      </w:r>
-      <w:r>
-        <w:rPr>
-          <w:i/>
-          <w:lang w:val="en_US" w:bidi="en_US"/>
-        </w:rPr>
-        <w:t>Mark</w:t>
       </w:r>
       <w:r>
         <w:rPr>

--- a/eng/docx/41.content.docx
+++ b/eng/docx/41.content.docx
@@ -19,7 +19,7 @@
         <w:rPr>
           <w:lang w:val="en_US" w:bidi="en_US"/>
         </w:rPr>
-        <w:t>Resource: Study Notes - Book Intro Summaries (Tyndale)</w:t>
+        <w:t>Resource: Tyndale Open Study Notes</w:t>
       </w:r>
       <w:r>
         <w:rPr>
@@ -112,7 +112,7 @@
         <w:rPr>
           <w:lang w:val="en_US" w:bidi="en_US"/>
         </w:rPr>
-        <w:t>Study Notes - Book Intro Summaries (Tyndale)</w:t>
+        <w:t>Tyndale Open Study Notes</w:t>
       </w:r>
     </w:p>
     <w:p>

--- a/eng/docx/41.content.docx
+++ b/eng/docx/41.content.docx
@@ -221,20 +221,6 @@
       </w:r>
     </w:p>
     <w:p>
-      <w:pPr/>
-      <w:r>
-        <w:rPr>
-          <w:lang w:val="en_US" w:bidi="en_US"/>
-        </w:rPr>
-      </w:r>
-      <w:r>
-        <w:rPr>
-          <w:lang w:val="en_US" w:bidi="en_US"/>
-        </w:rPr>
-        <w:t>The Gospel of Mark</w:t>
-      </w:r>
-    </w:p>
-    <w:p>
       <w:pPr>
         <w:pStyle w:val="Heading3"/>
       </w:pPr>
@@ -281,7 +267,7 @@
         <w:rPr>
           <w:lang w:val="en_US" w:bidi="en_US"/>
         </w:rPr>
-        <w:t>John Mark, who according to early tradition wrote the memories of the apostle Peter</w:t>
+        <w:t>John Mark, who according to early tradition wrote down the memories of the apostle Peter</w:t>
       </w:r>
     </w:p>
     <w:p>
@@ -331,7 +317,7 @@
         <w:rPr>
           <w:lang w:val="en_US" w:bidi="en_US"/>
         </w:rPr>
-        <w:t>Written at a time in which Christians in the Roman world were facing persecution, which made it necessary for the gospel traditions be written down, and when Jerusalem’s destruction was about to happen</w:t>
+        <w:t>Written at a time in which Christians in the Roman world were facing persecution, which made it necessary for the gospel traditions to be written down, and when Jerusalem’s destruction was about to happen</w:t>
       </w:r>
       <w:r>
         <w:rPr>

--- a/eng/docx/41.content.docx
+++ b/eng/docx/41.content.docx
@@ -19,7 +19,7 @@
         <w:rPr>
           <w:lang w:val="en_US" w:bidi="en_US"/>
         </w:rPr>
-        <w:t>Resource: Tyndale Open Study Notes</w:t>
+        <w:t>Resource: Aquifer Open Study Notes (Book Intro Summaries)</w:t>
       </w:r>
       <w:r>
         <w:rPr>
@@ -112,7 +112,7 @@
         <w:rPr>
           <w:lang w:val="en_US" w:bidi="en_US"/>
         </w:rPr>
-        <w:t>Tyndale Open Study Notes</w:t>
+        <w:t>Aquifer Open Study Notes (Book Intro Summaries)</w:t>
       </w:r>
     </w:p>
     <w:p>
